--- a/docs/references/docx/VCL2FMXConverter_Generic_Rules_Reference_v6_0_Navigator.docx
+++ b/docs/references/docx/VCL2FMXConverter_Generic_Rules_Reference_v6_0_Navigator.docx
@@ -130,28 +130,7 @@
           <w:rFonts w:ascii="Calibri" w:hAnsi="Calibri" w:cs="Calibri"/>
           <w:lang w:val="en"/>
         </w:rPr>
-        <w:t>Version:</w:t>
-      </w:r>
-      <w:r>
-        <w:rPr>
-          <w:rFonts w:ascii="Calibri" w:hAnsi="Calibri" w:cs="Calibri"/>
-          <w:lang w:val="en"/>
-        </w:rPr>
-        <w:t xml:space="preserve"> 5.0 </w:t>
-      </w:r>
-      <w:r>
-        <w:rPr>
-          <w:rFonts w:ascii="Calibri" w:hAnsi="Calibri" w:cs="Calibri"/>
-          <w:lang w:val="en"/>
-        </w:rPr>
-        <w:t>Navigator</w:t>
-      </w:r>
-      <w:r>
-        <w:rPr>
-          <w:rFonts w:ascii="Calibri" w:hAnsi="Calibri" w:cs="Calibri"/>
-          <w:lang w:val="en"/>
-        </w:rPr>
-        <w:t>.</w:t>
+        <w:t>Version: 6.0 Navigator.</w:t>
       </w:r>
     </w:p>
     <w:p>
@@ -178,7 +157,7 @@
           <w:rFonts w:ascii="Calibri" w:hAnsi="Calibri" w:cs="Calibri"/>
           <w:lang w:val="en"/>
         </w:rPr>
-        <w:t>August 2, 2026</w:t>
+        <w:t>August 3, 2026</w:t>
       </w:r>
       <w:r>
         <w:rPr>
